--- a/products-storage/00-free-uderzhaniya-do-podpisi/03-tipovye-formulirovki-lovushki.docx
+++ b/products-storage/00-free-uderzhaniya-do-podpisi/03-tipovye-formulirovki-lovushki.docx
@@ -289,68 +289,12 @@
         <w:pStyle w:val="Heading1"/>
       </w:pPr>
       <w:r>
-        <w:t>Граница: где заканчивается этот материал и начинается юрист</w:t>
+        <w:t>Когда требуется разбор ситуации</w:t>
       </w:r>
     </w:p>
     <w:p>
       <w:r>
-        <w:t>Материал не заменяет юриста. Он про порядок и про то, что проверить, а не про оценку вашего договора. Юрист нужен, когда условие о возврате стороны читают по-разному, когда вторая сторона заявила встречное требование, когда спор идёт о качестве работ или когда в отношении второй стороны начата процедура банкротства.</w:t>
-      </w:r>
-    </w:p>
-    <w:p>
-      <w:pPr>
-        <w:pStyle w:val="Heading1"/>
-      </w:pPr>
-      <w:r>
-        <w:t>⚠️ Что этот материал НЕ закрывает</w:t>
-      </w:r>
-    </w:p>
-    <w:p>
-      <w:pPr>
-        <w:pStyle w:val="ListBullet"/>
-      </w:pPr>
-      <w:r>
-        <w:t>Оценку формулировки вашего договора: разбор построен на типовых конструкциях</w:t>
-      </w:r>
-    </w:p>
-    <w:p>
-      <w:pPr>
-        <w:pStyle w:val="ListBullet"/>
-      </w:pPr>
-      <w:r>
-        <w:t>Подготовку протокола разногласий и переписку по согласованию условия</w:t>
-      </w:r>
-    </w:p>
-    <w:p>
-      <w:pPr>
-        <w:pStyle w:val="ListBullet"/>
-      </w:pPr>
-      <w:r>
-        <w:t>Возражение на односторонний зачёт и оспаривание штрафа</w:t>
-      </w:r>
-    </w:p>
-    <w:p>
-      <w:pPr>
-        <w:pStyle w:val="ListBullet"/>
-      </w:pPr>
-      <w:r>
-        <w:t>Проверку обоснованности вычета по существу и расчёт стоимости устранения</w:t>
-      </w:r>
-    </w:p>
-    <w:p>
-      <w:pPr>
-        <w:pStyle w:val="ListBullet"/>
-      </w:pPr>
-      <w:r>
-        <w:t>Расчёт убытков от заморозки удержанной суммы</w:t>
-      </w:r>
-    </w:p>
-    <w:p>
-      <w:pPr>
-        <w:pStyle w:val="ListBullet"/>
-      </w:pPr>
-      <w:r>
-        <w:t>Претензию и порядок до суда</w:t>
+        <w:t>Юрист нужен, когда условие о возврате стороны читают по-разному, когда вторая сторона заявила встречное требование, когда спор идёт о качестве работ или когда в отношении второй стороны начата процедура банкротства.</w:t>
       </w:r>
     </w:p>
     <w:p>
@@ -363,17 +307,18 @@
     </w:p>
     <w:p>
       <w:r>
-        <w:t>Здесь разобрано, что нельзя подписывать не глядя. Что делать, когда подписано и деньги уже удерживают неправомерно, — оспаривание штрафов, возражение на зачёт, претензия — в платном комплекте.</w:t>
+        <w:t/>
         <w:br/>
         <w:br/>
-        <w:t>Комплект «Гарантийное удержание: возврат, оспаривание штрафов и зачётов».</w:t>
+        <w:t/>
         <w:br/>
-        <w:t>Стоимость: 2 990 ₽</w:t>
+        <w:t/>
         <w:br/>
-        <w:t>Страница комплекта: https://marzhavbetone.ru/products/p5-shtrafy-uderzhaniya.html</w:t>
+        <w:t>
+</w:t>
         <w:br/>
         <w:br/>
-        <w:t>Комплект не заменяет юриста в споре по конкретному договору: он даёт формулировки и порядок, а оценку вашей позиции делает юрист.</w:t>
+        <w:t/>
       </w:r>
     </w:p>
     <w:sectPr>
